--- a/幼儿受伤处理记录/08-律师咨询/杭州幼儿在园受伤律师咨询材料_2026-10-20.docx
+++ b/幼儿受伤处理记录/08-律师咨询/杭州幼儿在园受伤律师咨询材料_2026-10-20.docx
@@ -44,15 +44,7 @@
           <w:rFonts w:hint="default"/>
           <w:b w:val="0"/>
         </w:rPr>
-        <w:t>孩子男，事发时约2岁4个月。2026年10月15日约11时15分，在杭州幼儿园托二班教室额头受伤，伤口约2.5厘米。约11时30分老师来电，最初告知孩子摔倒；之后我们到园查看监控，认为另一同园幼儿的动作直接导致受伤。具体致伤点、事发当刻老师人数及是否及时制止，仍需结合完整监控核实</w:t>
-      </w:r>
-      <w:r>
-        <w:rPr>
-          <w:rFonts w:hint="eastAsia"/>
-          <w:b w:val="0"/>
-          <w:lang w:eastAsia="zh-CN"/>
-        </w:rPr>
-        <w:t>，</w:t>
+        <w:t>孩子男，事发时约2岁4个月。2026年10月15日约11时15分，在杭州幼儿园托二班教室额头受伤，伤口约2.5厘米。约11时30分老师来电，最初告知孩子摔倒；之后我们到园查看监控，认为另一同园幼儿的动作直接导致受伤。</w:t>
       </w:r>
       <w:r>
         <w:rPr>
@@ -60,7 +52,7 @@
           <w:b w:val="0"/>
           <w:lang w:val="en-US" w:eastAsia="zh-CN"/>
         </w:rPr>
-        <w:t>目前各方无法达成一致</w:t>
+        <w:t>幼儿园至今没有提供事故说明</w:t>
       </w:r>
       <w:r>
         <w:rPr>
@@ -82,7 +74,7 @@
           <w:rFonts w:hint="default"/>
           <w:b w:val="0"/>
         </w:rPr>
-        <w:t>当天在浙江大学医学院附属儿童医院清创缝合，家长记录缝7针；10月18日又到杭州整形医院拆线后重新全麻美容缝合，未住院。首诊病历已提示永久性瘢痕、影响外观及后期整形等风险。</w:t>
+        <w:t>当天在浙江大学医学院附属儿童医院清创缝合7针；10月18日又到杭州整形医院重新全麻美容缝合，未住院。首诊病历已提示永久性瘢痕、影响外观及后期整形等风险。</w:t>
       </w:r>
     </w:p>
     <w:p>
@@ -97,7 +89,7 @@
           <w:rFonts w:hint="default"/>
           <w:b w:val="0"/>
         </w:rPr>
-        <w:t>10月19日，双方家长、园方、教育指导中心人员及民警参与沟通。家长记录民警已保存监控，备份范围及副本获取方式尚需确认。我们已有病历、伤口照片、部分票据、费用台账和3段原始录音，可按需要提供。</w:t>
+        <w:t>10月19日，双方家长、园方、教育指导中心人员及民警参与沟通。民警已保存监控。有病历、伤口照片、票据、费用台账和3段原始录音，可按需要提供。</w:t>
       </w:r>
     </w:p>
     <w:p>
@@ -127,7 +119,7 @@
           <w:rFonts w:hint="default"/>
           <w:b w:val="0"/>
         </w:rPr>
-        <w:t>目前已发生医疗费约1万元，包括两次缝合及相关检查、麻醉、药品等，准确金额待票据汇总。不含后续激光、祛疤药物及其他瘢痕修复费用；后续治疗次数、周期和总费用尚未确定。护理、交通、营养等费用尚未统一核算。目前费用由家长先行支付，园方及对方家长尚未垫付。</w:t>
+        <w:t>目前已发生医疗费约1万元，包括两次缝合及相关检查、麻醉、药品等。不含后续激光、祛疤药物及其他瘢痕修复费用；后续治疗次数、周期和总费用尚未确定。护理、交通、营养等费用尚未统一核算。目前费用由家长先行支付，园方及对方家长尚未垫付。</w:t>
       </w:r>
     </w:p>
     <w:p>
@@ -142,16 +134,7 @@
           <w:rFonts w:hint="default"/>
           <w:b w:val="0"/>
         </w:rPr>
-        <w:t>当前主要担心额头留疤和后续费用承担。现有资料未</w:t>
-      </w:r>
-      <w:bookmarkStart w:id="0" w:name="_GoBack"/>
-      <w:bookmarkEnd w:id="0"/>
-      <w:r>
-        <w:rPr>
-          <w:rFonts w:hint="default"/>
-          <w:b w:val="0"/>
-        </w:rPr>
-        <w:t>明确的书面责任比例、最终赔偿金额及分阶段付款安排。</w:t>
+        <w:t>当前主要担心额头留疤和后续费用承担。未明确的书面责任比例、最终赔偿金额及分阶段付款安排。</w:t>
       </w:r>
     </w:p>
     <w:p>
@@ -202,8 +185,9 @@
     <w:p>
       <w:pPr>
         <w:rPr>
-          <w:rFonts w:hint="default"/>
+          <w:rFonts w:hint="default" w:eastAsia="宋体"/>
           <w:b w:val="0"/>
+          <w:lang w:val="en-US" w:eastAsia="zh-CN"/>
         </w:rPr>
       </w:pPr>
       <w:r>
@@ -211,23 +195,26 @@
           <w:rFonts w:hint="default"/>
           <w:b w:val="0"/>
         </w:rPr>
-        <w:t>10月19日园长上级韩领导等人谈话：录音有针对当时现有两次缝合费用的保险不足部分承担表态，并提出经济困难可申请垫付。具体责任比例、后续全部费用及付款时间未确定。</w:t>
+        <w:t>10月19日园长上级韩领导等人谈话：录音有针对当时现有两次缝合费用的保险不足部分承担表态，并提出经济困难可申请垫付。具体责任比例、后续全部费用及付款时间未确定</w:t>
       </w:r>
-    </w:p>
-    <w:p>
-      <w:pPr>
-        <w:rPr>
-          <w:rFonts w:hint="default"/>
-          <w:b w:val="0"/>
-        </w:rPr>
-      </w:pPr>
       <w:r>
         <w:rPr>
-          <w:rFonts w:hint="default"/>
+          <w:rFonts w:hint="eastAsia"/>
           <w:b w:val="0"/>
+          <w:lang w:eastAsia="zh-CN"/>
         </w:rPr>
-        <w:t>录音说明：以上依现有机器转写概括，关键表态的说话人、权限和范围需核听原音。“三万元”等为举例，尚未议定赔偿总额。</w:t>
+        <w:t>，</w:t>
       </w:r>
+      <w:r>
+        <w:rPr>
+          <w:rFonts w:hint="eastAsia"/>
+          <w:b w:val="0"/>
+          <w:lang w:val="en-US" w:eastAsia="zh-CN"/>
+        </w:rPr>
+        <w:t>并说明幼儿园需要所有费用产生后进行保险赔付。</w:t>
+      </w:r>
+      <w:bookmarkStart w:id="0" w:name="_GoBack"/>
+      <w:bookmarkEnd w:id="0"/>
     </w:p>
     <w:p>
       <w:pPr>
@@ -261,7 +248,22 @@
           <w:rFonts w:hint="default"/>
           <w:b w:val="0"/>
         </w:rPr>
-        <w:t>1. 责任如何划分？幼儿园和另一幼儿监护人分别承担什么责任，应向谁主张，是否需要一起起诉？目前最需要补强哪些证据？</w:t>
+        <w:t>1. 责任如何划分？幼儿园和另一幼儿监护人分别承担什么责任，应向谁主张，</w:t>
+      </w:r>
+      <w:r>
+        <w:rPr>
+          <w:rFonts w:hint="eastAsia"/>
+          <w:b w:val="0"/>
+          <w:lang w:val="en-US" w:eastAsia="zh-CN"/>
+        </w:rPr>
+        <w:t>后期无法达成一致</w:t>
+      </w:r>
+      <w:r>
+        <w:rPr>
+          <w:rFonts w:hint="default"/>
+          <w:b w:val="0"/>
+        </w:rPr>
+        <w:t>是否需要一起起诉？目前最需要补强哪些证据？</w:t>
       </w:r>
     </w:p>
     <w:p>
@@ -296,7 +298,22 @@
           <w:rFonts w:hint="default"/>
           <w:b w:val="0"/>
         </w:rPr>
-        <w:t>拟议方案：韩领导称园方保险需治疗全部结束后报销。我们希望每1—3个月结算已发生医疗费，待治疗情况较稳定后再协商其他赔偿。这种方案是否可行？尚无法确定的后续治疗费，如何在协议中保留继续主张的权利？</w:t>
+        <w:t>拟议方案：韩领导称园方保险需治疗全部结束后报销。我们希望每1—3个月结算已发生医疗费，待治疗情况较稳定后再协商其他赔偿。这种方案</w:t>
+      </w:r>
+      <w:r>
+        <w:rPr>
+          <w:rFonts w:hint="eastAsia"/>
+          <w:b w:val="0"/>
+          <w:lang w:val="en-US" w:eastAsia="zh-CN"/>
+        </w:rPr>
+        <w:t>法律上是否支持</w:t>
+      </w:r>
+      <w:r>
+        <w:rPr>
+          <w:rFonts w:hint="default"/>
+          <w:b w:val="0"/>
+        </w:rPr>
+        <w:t>？尚无法确定的后续治疗费，如何在协议中保留继续主张的权利？</w:t>
       </w:r>
     </w:p>
     <w:p>
@@ -321,7 +338,37 @@
           <w:rFonts w:hint="default"/>
           <w:b w:val="0"/>
         </w:rPr>
-        <w:t>. 护理费和工作损失怎样算？父亲请带薪假，工资未必减少；母亲经营公司。合理护理期、人数、日标准怎样确定，母亲因照护减少的经营收入怎样举证，哪些项目不能重复计算？</w:t>
+        <w:t>. 护理费和工作损失怎样算？父亲请带薪假，工资</w:t>
+      </w:r>
+      <w:r>
+        <w:rPr>
+          <w:rFonts w:hint="eastAsia"/>
+          <w:b w:val="0"/>
+          <w:lang w:val="en-US" w:eastAsia="zh-CN"/>
+        </w:rPr>
+        <w:t>没有实际</w:t>
+      </w:r>
+      <w:r>
+        <w:rPr>
+          <w:rFonts w:hint="default"/>
+          <w:b w:val="0"/>
+        </w:rPr>
+        <w:t>减少；母亲</w:t>
+      </w:r>
+      <w:r>
+        <w:rPr>
+          <w:rFonts w:hint="eastAsia"/>
+          <w:b w:val="0"/>
+          <w:lang w:val="en-US" w:eastAsia="zh-CN"/>
+        </w:rPr>
+        <w:t>个体户，注册公司，有营业执照，但是没有实际经营</w:t>
+      </w:r>
+      <w:r>
+        <w:rPr>
+          <w:rFonts w:hint="default"/>
+          <w:b w:val="0"/>
+        </w:rPr>
+        <w:t>。合理护理期、人数、日标准怎样确定，因照护减少的收入怎样举证，哪些项目不能重复计算？</w:t>
       </w:r>
     </w:p>
     <w:p>
@@ -361,7 +408,22 @@
           <w:rFonts w:hint="default"/>
           <w:b w:val="0"/>
         </w:rPr>
-        <w:t>希望得到的意见：责任判断、后续处理步骤；请区分有证据支持时法院可能判赔的金额范围，以及协商时可以提出的金额和理由，尤其说明医疗费之外各项目。</w:t>
+        <w:t>希望得到的意见：责任判断</w:t>
+      </w:r>
+      <w:r>
+        <w:rPr>
+          <w:rFonts w:hint="eastAsia"/>
+          <w:b w:val="0"/>
+          <w:lang w:eastAsia="zh-CN"/>
+        </w:rPr>
+        <w:t>，</w:t>
+      </w:r>
+      <w:r>
+        <w:rPr>
+          <w:rFonts w:hint="default"/>
+          <w:b w:val="0"/>
+        </w:rPr>
+        <w:t>后续处理步骤；有证据支持时法院可能判赔的金额范围，以及协商时可以提出的金额和理由，尤其说明医疗费之外各项目。</w:t>
       </w:r>
     </w:p>
     <w:sectPr>
@@ -660,7 +722,7 @@
     <w:lsdException w:uiPriority="99" w:name="footnote text"/>
     <w:lsdException w:uiPriority="99" w:name="annotation text"/>
     <w:lsdException w:uiPriority="99" w:semiHidden="0" w:name="header"/>
-    <w:lsdException w:uiPriority="99" w:semiHidden="0" w:name="footer"/>
+    <w:lsdException w:qFormat="1" w:uiPriority="99" w:semiHidden="0" w:name="footer"/>
     <w:lsdException w:uiPriority="99" w:name="index heading"/>
     <w:lsdException w:qFormat="1" w:uiPriority="35" w:name="caption"/>
     <w:lsdException w:uiPriority="99" w:name="table of figures"/>
@@ -675,11 +737,11 @@
     <w:lsdException w:uiPriority="99" w:name="table of authorities"/>
     <w:lsdException w:qFormat="1" w:uiPriority="99" w:semiHidden="0" w:name="macro"/>
     <w:lsdException w:uiPriority="99" w:name="toa heading"/>
-    <w:lsdException w:uiPriority="99" w:semiHidden="0" w:name="List"/>
-    <w:lsdException w:uiPriority="99" w:semiHidden="0" w:name="List Bullet"/>
-    <w:lsdException w:uiPriority="99" w:semiHidden="0" w:name="List Number"/>
-    <w:lsdException w:uiPriority="99" w:semiHidden="0" w:name="List 2"/>
-    <w:lsdException w:uiPriority="99" w:semiHidden="0" w:name="List 3"/>
+    <w:lsdException w:qFormat="1" w:uiPriority="99" w:semiHidden="0" w:name="List"/>
+    <w:lsdException w:qFormat="1" w:uiPriority="99" w:semiHidden="0" w:name="List Bullet"/>
+    <w:lsdException w:qFormat="1" w:uiPriority="99" w:semiHidden="0" w:name="List Number"/>
+    <w:lsdException w:qFormat="1" w:uiPriority="99" w:semiHidden="0" w:name="List 2"/>
+    <w:lsdException w:qFormat="1" w:uiPriority="99" w:semiHidden="0" w:name="List 3"/>
     <w:lsdException w:uiPriority="99" w:name="List 4"/>
     <w:lsdException w:uiPriority="99" w:name="List 5"/>
     <w:lsdException w:uiPriority="99" w:semiHidden="0" w:name="List Bullet 2"/>
@@ -708,7 +770,7 @@
     <w:lsdException w:uiPriority="99" w:name="Body Text First Indent"/>
     <w:lsdException w:uiPriority="99" w:name="Body Text First Indent 2"/>
     <w:lsdException w:uiPriority="99" w:name="Note Heading"/>
-    <w:lsdException w:uiPriority="99" w:semiHidden="0" w:name="Body Text 2"/>
+    <w:lsdException w:qFormat="1" w:uiPriority="99" w:semiHidden="0" w:name="Body Text 2"/>
     <w:lsdException w:uiPriority="99" w:semiHidden="0" w:name="Body Text 3"/>
     <w:lsdException w:uiPriority="99" w:name="Body Text Indent 2"/>
     <w:lsdException w:uiPriority="99" w:name="Body Text Indent 3"/>
@@ -784,7 +846,7 @@
     <w:lsdException w:unhideWhenUsed="0" w:uiPriority="62" w:semiHidden="0" w:name="Light Grid"/>
     <w:lsdException w:unhideWhenUsed="0" w:uiPriority="63" w:semiHidden="0" w:name="Medium Shading 1"/>
     <w:lsdException w:unhideWhenUsed="0" w:uiPriority="64" w:semiHidden="0" w:name="Medium Shading 2"/>
-    <w:lsdException w:unhideWhenUsed="0" w:uiPriority="65" w:semiHidden="0" w:name="Medium List 1"/>
+    <w:lsdException w:qFormat="1" w:unhideWhenUsed="0" w:uiPriority="65" w:semiHidden="0" w:name="Medium List 1"/>
     <w:lsdException w:unhideWhenUsed="0" w:uiPriority="66" w:semiHidden="0" w:name="Medium List 2"/>
     <w:lsdException w:unhideWhenUsed="0" w:uiPriority="67" w:semiHidden="0" w:name="Medium Grid 1"/>
     <w:lsdException w:unhideWhenUsed="0" w:uiPriority="68" w:semiHidden="0" w:name="Medium Grid 2"/>
@@ -796,21 +858,21 @@
     <w:lsdException w:qFormat="1" w:unhideWhenUsed="0" w:uiPriority="60" w:semiHidden="0" w:name="Light Shading Accent 1"/>
     <w:lsdException w:unhideWhenUsed="0" w:uiPriority="61" w:semiHidden="0" w:name="Light List Accent 1"/>
     <w:lsdException w:unhideWhenUsed="0" w:uiPriority="62" w:semiHidden="0" w:name="Light Grid Accent 1"/>
-    <w:lsdException w:unhideWhenUsed="0" w:uiPriority="63" w:semiHidden="0" w:name="Medium Shading 1 Accent 1"/>
+    <w:lsdException w:qFormat="1" w:unhideWhenUsed="0" w:uiPriority="63" w:semiHidden="0" w:name="Medium Shading 1 Accent 1"/>
     <w:lsdException w:unhideWhenUsed="0" w:uiPriority="64" w:semiHidden="0" w:name="Medium Shading 2 Accent 1"/>
-    <w:lsdException w:unhideWhenUsed="0" w:uiPriority="65" w:semiHidden="0" w:name="Medium List 1 Accent 1"/>
+    <w:lsdException w:qFormat="1" w:unhideWhenUsed="0" w:uiPriority="65" w:semiHidden="0" w:name="Medium List 1 Accent 1"/>
     <w:lsdException w:qFormat="1" w:unhideWhenUsed="0" w:uiPriority="34" w:semiHidden="0" w:name="List Paragraph"/>
     <w:lsdException w:qFormat="1" w:unhideWhenUsed="0" w:uiPriority="29" w:semiHidden="0" w:name="Quote"/>
     <w:lsdException w:qFormat="1" w:unhideWhenUsed="0" w:uiPriority="30" w:semiHidden="0" w:name="Intense Quote"/>
-    <w:lsdException w:unhideWhenUsed="0" w:uiPriority="66" w:semiHidden="0" w:name="Medium List 2 Accent 1"/>
+    <w:lsdException w:qFormat="1" w:unhideWhenUsed="0" w:uiPriority="66" w:semiHidden="0" w:name="Medium List 2 Accent 1"/>
     <w:lsdException w:unhideWhenUsed="0" w:uiPriority="67" w:semiHidden="0" w:name="Medium Grid 1 Accent 1"/>
     <w:lsdException w:unhideWhenUsed="0" w:uiPriority="68" w:semiHidden="0" w:name="Medium Grid 2 Accent 1"/>
     <w:lsdException w:unhideWhenUsed="0" w:uiPriority="69" w:semiHidden="0" w:name="Medium Grid 3 Accent 1"/>
     <w:lsdException w:unhideWhenUsed="0" w:uiPriority="70" w:semiHidden="0" w:name="Dark List Accent 1"/>
     <w:lsdException w:unhideWhenUsed="0" w:uiPriority="71" w:semiHidden="0" w:name="Colorful Shading Accent 1"/>
-    <w:lsdException w:unhideWhenUsed="0" w:uiPriority="72" w:semiHidden="0" w:name="Colorful List Accent 1"/>
+    <w:lsdException w:qFormat="1" w:unhideWhenUsed="0" w:uiPriority="72" w:semiHidden="0" w:name="Colorful List Accent 1"/>
     <w:lsdException w:unhideWhenUsed="0" w:uiPriority="73" w:semiHidden="0" w:name="Colorful Grid Accent 1"/>
-    <w:lsdException w:unhideWhenUsed="0" w:uiPriority="60" w:semiHidden="0" w:name="Light Shading Accent 2"/>
+    <w:lsdException w:qFormat="1" w:unhideWhenUsed="0" w:uiPriority="60" w:semiHidden="0" w:name="Light Shading Accent 2"/>
     <w:lsdException w:unhideWhenUsed="0" w:uiPriority="61" w:semiHidden="0" w:name="Light List Accent 2"/>
     <w:lsdException w:unhideWhenUsed="0" w:uiPriority="62" w:semiHidden="0" w:name="Light Grid Accent 2"/>
     <w:lsdException w:unhideWhenUsed="0" w:uiPriority="63" w:semiHidden="0" w:name="Medium Shading 1 Accent 2"/>
@@ -822,25 +884,25 @@
     <w:lsdException w:unhideWhenUsed="0" w:uiPriority="69" w:semiHidden="0" w:name="Medium Grid 3 Accent 2"/>
     <w:lsdException w:unhideWhenUsed="0" w:uiPriority="70" w:semiHidden="0" w:name="Dark List Accent 2"/>
     <w:lsdException w:unhideWhenUsed="0" w:uiPriority="71" w:semiHidden="0" w:name="Colorful Shading Accent 2"/>
-    <w:lsdException w:unhideWhenUsed="0" w:uiPriority="72" w:semiHidden="0" w:name="Colorful List Accent 2"/>
-    <w:lsdException w:unhideWhenUsed="0" w:uiPriority="73" w:semiHidden="0" w:name="Colorful Grid Accent 2"/>
+    <w:lsdException w:qFormat="1" w:unhideWhenUsed="0" w:uiPriority="72" w:semiHidden="0" w:name="Colorful List Accent 2"/>
+    <w:lsdException w:qFormat="1" w:unhideWhenUsed="0" w:uiPriority="73" w:semiHidden="0" w:name="Colorful Grid Accent 2"/>
     <w:lsdException w:unhideWhenUsed="0" w:uiPriority="60" w:semiHidden="0" w:name="Light Shading Accent 3"/>
-    <w:lsdException w:unhideWhenUsed="0" w:uiPriority="61" w:semiHidden="0" w:name="Light List Accent 3"/>
+    <w:lsdException w:qFormat="1" w:unhideWhenUsed="0" w:uiPriority="61" w:semiHidden="0" w:name="Light List Accent 3"/>
     <w:lsdException w:unhideWhenUsed="0" w:uiPriority="62" w:semiHidden="0" w:name="Light Grid Accent 3"/>
-    <w:lsdException w:unhideWhenUsed="0" w:uiPriority="63" w:semiHidden="0" w:name="Medium Shading 1 Accent 3"/>
-    <w:lsdException w:unhideWhenUsed="0" w:uiPriority="64" w:semiHidden="0" w:name="Medium Shading 2 Accent 3"/>
-    <w:lsdException w:unhideWhenUsed="0" w:uiPriority="65" w:semiHidden="0" w:name="Medium List 1 Accent 3"/>
+    <w:lsdException w:qFormat="1" w:unhideWhenUsed="0" w:uiPriority="63" w:semiHidden="0" w:name="Medium Shading 1 Accent 3"/>
+    <w:lsdException w:qFormat="1" w:unhideWhenUsed="0" w:uiPriority="64" w:semiHidden="0" w:name="Medium Shading 2 Accent 3"/>
+    <w:lsdException w:qFormat="1" w:unhideWhenUsed="0" w:uiPriority="65" w:semiHidden="0" w:name="Medium List 1 Accent 3"/>
     <w:lsdException w:unhideWhenUsed="0" w:uiPriority="66" w:semiHidden="0" w:name="Medium List 2 Accent 3"/>
     <w:lsdException w:unhideWhenUsed="0" w:uiPriority="67" w:semiHidden="0" w:name="Medium Grid 1 Accent 3"/>
     <w:lsdException w:unhideWhenUsed="0" w:uiPriority="68" w:semiHidden="0" w:name="Medium Grid 2 Accent 3"/>
     <w:lsdException w:unhideWhenUsed="0" w:uiPriority="69" w:semiHidden="0" w:name="Medium Grid 3 Accent 3"/>
-    <w:lsdException w:unhideWhenUsed="0" w:uiPriority="70" w:semiHidden="0" w:name="Dark List Accent 3"/>
+    <w:lsdException w:qFormat="1" w:unhideWhenUsed="0" w:uiPriority="70" w:semiHidden="0" w:name="Dark List Accent 3"/>
     <w:lsdException w:qFormat="1" w:unhideWhenUsed="0" w:uiPriority="71" w:semiHidden="0" w:name="Colorful Shading Accent 3"/>
     <w:lsdException w:unhideWhenUsed="0" w:uiPriority="72" w:semiHidden="0" w:name="Colorful List Accent 3"/>
     <w:lsdException w:unhideWhenUsed="0" w:uiPriority="73" w:semiHidden="0" w:name="Colorful Grid Accent 3"/>
-    <w:lsdException w:unhideWhenUsed="0" w:uiPriority="60" w:semiHidden="0" w:name="Light Shading Accent 4"/>
+    <w:lsdException w:qFormat="1" w:unhideWhenUsed="0" w:uiPriority="60" w:semiHidden="0" w:name="Light Shading Accent 4"/>
     <w:lsdException w:unhideWhenUsed="0" w:uiPriority="61" w:semiHidden="0" w:name="Light List Accent 4"/>
-    <w:lsdException w:unhideWhenUsed="0" w:uiPriority="62" w:semiHidden="0" w:name="Light Grid Accent 4"/>
+    <w:lsdException w:qFormat="1" w:unhideWhenUsed="0" w:uiPriority="62" w:semiHidden="0" w:name="Light Grid Accent 4"/>
     <w:lsdException w:unhideWhenUsed="0" w:uiPriority="63" w:semiHidden="0" w:name="Medium Shading 1 Accent 4"/>
     <w:lsdException w:unhideWhenUsed="0" w:uiPriority="64" w:semiHidden="0" w:name="Medium Shading 2 Accent 4"/>
     <w:lsdException w:unhideWhenUsed="0" w:uiPriority="65" w:semiHidden="0" w:name="Medium List 1 Accent 4"/>
@@ -848,34 +910,34 @@
     <w:lsdException w:unhideWhenUsed="0" w:uiPriority="67" w:semiHidden="0" w:name="Medium Grid 1 Accent 4"/>
     <w:lsdException w:unhideWhenUsed="0" w:uiPriority="68" w:semiHidden="0" w:name="Medium Grid 2 Accent 4"/>
     <w:lsdException w:unhideWhenUsed="0" w:uiPriority="69" w:semiHidden="0" w:name="Medium Grid 3 Accent 4"/>
-    <w:lsdException w:unhideWhenUsed="0" w:uiPriority="70" w:semiHidden="0" w:name="Dark List Accent 4"/>
+    <w:lsdException w:qFormat="1" w:unhideWhenUsed="0" w:uiPriority="70" w:semiHidden="0" w:name="Dark List Accent 4"/>
     <w:lsdException w:unhideWhenUsed="0" w:uiPriority="71" w:semiHidden="0" w:name="Colorful Shading Accent 4"/>
     <w:lsdException w:unhideWhenUsed="0" w:uiPriority="72" w:semiHidden="0" w:name="Colorful List Accent 4"/>
     <w:lsdException w:unhideWhenUsed="0" w:uiPriority="73" w:semiHidden="0" w:name="Colorful Grid Accent 4"/>
     <w:lsdException w:unhideWhenUsed="0" w:uiPriority="60" w:semiHidden="0" w:name="Light Shading Accent 5"/>
     <w:lsdException w:unhideWhenUsed="0" w:uiPriority="61" w:semiHidden="0" w:name="Light List Accent 5"/>
-    <w:lsdException w:unhideWhenUsed="0" w:uiPriority="62" w:semiHidden="0" w:name="Light Grid Accent 5"/>
-    <w:lsdException w:unhideWhenUsed="0" w:uiPriority="63" w:semiHidden="0" w:name="Medium Shading 1 Accent 5"/>
+    <w:lsdException w:qFormat="1" w:unhideWhenUsed="0" w:uiPriority="62" w:semiHidden="0" w:name="Light Grid Accent 5"/>
+    <w:lsdException w:qFormat="1" w:unhideWhenUsed="0" w:uiPriority="63" w:semiHidden="0" w:name="Medium Shading 1 Accent 5"/>
     <w:lsdException w:unhideWhenUsed="0" w:uiPriority="64" w:semiHidden="0" w:name="Medium Shading 2 Accent 5"/>
     <w:lsdException w:unhideWhenUsed="0" w:uiPriority="65" w:semiHidden="0" w:name="Medium List 1 Accent 5"/>
     <w:lsdException w:unhideWhenUsed="0" w:uiPriority="66" w:semiHidden="0" w:name="Medium List 2 Accent 5"/>
     <w:lsdException w:unhideWhenUsed="0" w:uiPriority="67" w:semiHidden="0" w:name="Medium Grid 1 Accent 5"/>
     <w:lsdException w:unhideWhenUsed="0" w:uiPriority="68" w:semiHidden="0" w:name="Medium Grid 2 Accent 5"/>
-    <w:lsdException w:unhideWhenUsed="0" w:uiPriority="69" w:semiHidden="0" w:name="Medium Grid 3 Accent 5"/>
+    <w:lsdException w:qFormat="1" w:unhideWhenUsed="0" w:uiPriority="69" w:semiHidden="0" w:name="Medium Grid 3 Accent 5"/>
     <w:lsdException w:unhideWhenUsed="0" w:uiPriority="70" w:semiHidden="0" w:name="Dark List Accent 5"/>
     <w:lsdException w:unhideWhenUsed="0" w:uiPriority="71" w:semiHidden="0" w:name="Colorful Shading Accent 5"/>
     <w:lsdException w:unhideWhenUsed="0" w:uiPriority="72" w:semiHidden="0" w:name="Colorful List Accent 5"/>
-    <w:lsdException w:unhideWhenUsed="0" w:uiPriority="73" w:semiHidden="0" w:name="Colorful Grid Accent 5"/>
+    <w:lsdException w:qFormat="1" w:unhideWhenUsed="0" w:uiPriority="73" w:semiHidden="0" w:name="Colorful Grid Accent 5"/>
     <w:lsdException w:unhideWhenUsed="0" w:uiPriority="60" w:semiHidden="0" w:name="Light Shading Accent 6"/>
     <w:lsdException w:unhideWhenUsed="0" w:uiPriority="61" w:semiHidden="0" w:name="Light List Accent 6"/>
-    <w:lsdException w:unhideWhenUsed="0" w:uiPriority="62" w:semiHidden="0" w:name="Light Grid Accent 6"/>
-    <w:lsdException w:unhideWhenUsed="0" w:uiPriority="63" w:semiHidden="0" w:name="Medium Shading 1 Accent 6"/>
-    <w:lsdException w:unhideWhenUsed="0" w:uiPriority="64" w:semiHidden="0" w:name="Medium Shading 2 Accent 6"/>
+    <w:lsdException w:qFormat="1" w:unhideWhenUsed="0" w:uiPriority="62" w:semiHidden="0" w:name="Light Grid Accent 6"/>
+    <w:lsdException w:qFormat="1" w:unhideWhenUsed="0" w:uiPriority="63" w:semiHidden="0" w:name="Medium Shading 1 Accent 6"/>
+    <w:lsdException w:qFormat="1" w:unhideWhenUsed="0" w:uiPriority="64" w:semiHidden="0" w:name="Medium Shading 2 Accent 6"/>
     <w:lsdException w:unhideWhenUsed="0" w:uiPriority="65" w:semiHidden="0" w:name="Medium List 1 Accent 6"/>
     <w:lsdException w:unhideWhenUsed="0" w:uiPriority="66" w:semiHidden="0" w:name="Medium List 2 Accent 6"/>
-    <w:lsdException w:unhideWhenUsed="0" w:uiPriority="67" w:semiHidden="0" w:name="Medium Grid 1 Accent 6"/>
-    <w:lsdException w:unhideWhenUsed="0" w:uiPriority="68" w:semiHidden="0" w:name="Medium Grid 2 Accent 6"/>
-    <w:lsdException w:unhideWhenUsed="0" w:uiPriority="69" w:semiHidden="0" w:name="Medium Grid 3 Accent 6"/>
+    <w:lsdException w:qFormat="1" w:unhideWhenUsed="0" w:uiPriority="67" w:semiHidden="0" w:name="Medium Grid 1 Accent 6"/>
+    <w:lsdException w:qFormat="1" w:unhideWhenUsed="0" w:uiPriority="68" w:semiHidden="0" w:name="Medium Grid 2 Accent 6"/>
+    <w:lsdException w:qFormat="1" w:unhideWhenUsed="0" w:uiPriority="69" w:semiHidden="0" w:name="Medium Grid 3 Accent 6"/>
     <w:lsdException w:unhideWhenUsed="0" w:uiPriority="70" w:semiHidden="0" w:name="Dark List Accent 6"/>
     <w:lsdException w:unhideWhenUsed="0" w:uiPriority="71" w:semiHidden="0" w:name="Colorful Shading Accent 6"/>
     <w:lsdException w:unhideWhenUsed="0" w:uiPriority="72" w:semiHidden="0" w:name="Colorful List Accent 6"/>
@@ -890,7 +952,7 @@
       <w:spacing w:after="120" w:line="274" w:lineRule="auto"/>
     </w:pPr>
     <w:rPr>
-      <w:rFonts w:ascii="SimSun" w:hAnsi="SimSun" w:eastAsia="SimSun" w:cstheme="minorBidi"/>
+      <w:rFonts w:ascii="宋体" w:hAnsi="宋体" w:eastAsia="宋体" w:cstheme="minorBidi"/>
       <w:color w:val="000000"/>
       <w:sz w:val="23"/>
       <w:szCs w:val="22"/>
@@ -1177,6 +1239,7 @@
     <w:name w:val="List 3"/>
     <w:basedOn w:val="1"/>
     <w:unhideWhenUsed/>
+    <w:qFormat/>
     <w:uiPriority w:val="99"/>
     <w:pPr>
       <w:ind w:left="1080" w:hanging="360"/>
@@ -1200,6 +1263,7 @@
     <w:name w:val="List Number"/>
     <w:basedOn w:val="1"/>
     <w:unhideWhenUsed/>
+    <w:qFormat/>
     <w:uiPriority w:val="99"/>
     <w:pPr>
       <w:numPr>
@@ -1237,6 +1301,7 @@
     <w:name w:val="List Bullet"/>
     <w:basedOn w:val="1"/>
     <w:unhideWhenUsed/>
+    <w:qFormat/>
     <w:uiPriority w:val="99"/>
     <w:pPr>
       <w:numPr>
@@ -1302,6 +1367,7 @@
     <w:name w:val="List 2"/>
     <w:basedOn w:val="1"/>
     <w:unhideWhenUsed/>
+    <w:qFormat/>
     <w:uiPriority w:val="99"/>
     <w:pPr>
       <w:ind w:left="720" w:hanging="360"/>
@@ -1337,6 +1403,7 @@
     <w:basedOn w:val="1"/>
     <w:link w:val="136"/>
     <w:unhideWhenUsed/>
+    <w:qFormat/>
     <w:uiPriority w:val="99"/>
     <w:pPr>
       <w:tabs>
@@ -1346,7 +1413,7 @@
       <w:spacing w:after="0" w:line="240" w:lineRule="auto"/>
     </w:pPr>
     <w:rPr>
-      <w:rFonts w:ascii="Microsoft YaHei" w:hAnsi="Microsoft YaHei" w:eastAsia="Microsoft YaHei"/>
+      <w:rFonts w:ascii="微软雅黑" w:hAnsi="微软雅黑" w:eastAsia="微软雅黑"/>
       <w:color w:val="000000"/>
     </w:rPr>
   </w:style>
@@ -1364,7 +1431,7 @@
       <w:spacing w:after="0" w:line="240" w:lineRule="auto"/>
     </w:pPr>
     <w:rPr>
-      <w:rFonts w:ascii="Microsoft YaHei" w:hAnsi="Microsoft YaHei" w:eastAsia="Microsoft YaHei"/>
+      <w:rFonts w:ascii="微软雅黑" w:hAnsi="微软雅黑" w:eastAsia="微软雅黑"/>
       <w:color w:val="000000"/>
     </w:rPr>
   </w:style>
@@ -1389,6 +1456,7 @@
     <w:name w:val="List"/>
     <w:basedOn w:val="1"/>
     <w:unhideWhenUsed/>
+    <w:qFormat/>
     <w:uiPriority w:val="99"/>
     <w:pPr>
       <w:ind w:left="360" w:hanging="360"/>
@@ -1400,6 +1468,7 @@
     <w:basedOn w:val="1"/>
     <w:link w:val="145"/>
     <w:unhideWhenUsed/>
+    <w:qFormat/>
     <w:uiPriority w:val="99"/>
     <w:pPr>
       <w:spacing w:after="120" w:line="480" w:lineRule="auto"/>
@@ -1674,6 +1743,7 @@
   <w:style w:type="table" w:styleId="36">
     <w:name w:val="Light Shading Accent 2"/>
     <w:basedOn w:val="32"/>
+    <w:qFormat/>
     <w:uiPriority w:val="60"/>
     <w:pPr>
       <w:spacing w:after="0" w:line="240" w:lineRule="auto"/>
@@ -1872,6 +1942,7 @@
   <w:style w:type="table" w:styleId="38">
     <w:name w:val="Light Shading Accent 4"/>
     <w:basedOn w:val="32"/>
+    <w:qFormat/>
     <w:uiPriority w:val="60"/>
     <w:pPr>
       <w:spacing w:after="0" w:line="240" w:lineRule="auto"/>
@@ -2448,6 +2519,7 @@
   <w:style w:type="table" w:styleId="44">
     <w:name w:val="Light List Accent 3"/>
     <w:basedOn w:val="32"/>
+    <w:qFormat/>
     <w:uiPriority w:val="61"/>
     <w:pPr>
       <w:spacing w:after="0" w:line="240" w:lineRule="auto"/>
@@ -3324,6 +3396,7 @@
   <w:style w:type="table" w:styleId="52">
     <w:name w:val="Light Grid Accent 4"/>
     <w:basedOn w:val="32"/>
+    <w:qFormat/>
     <w:uiPriority w:val="62"/>
     <w:pPr>
       <w:spacing w:after="0" w:line="240" w:lineRule="auto"/>
@@ -3450,6 +3523,7 @@
   <w:style w:type="table" w:styleId="53">
     <w:name w:val="Light Grid Accent 5"/>
     <w:basedOn w:val="32"/>
+    <w:qFormat/>
     <w:uiPriority w:val="62"/>
     <w:pPr>
       <w:spacing w:after="0" w:line="240" w:lineRule="auto"/>
@@ -3576,6 +3650,7 @@
   <w:style w:type="table" w:styleId="54">
     <w:name w:val="Light Grid Accent 6"/>
     <w:basedOn w:val="32"/>
+    <w:qFormat/>
     <w:uiPriority w:val="62"/>
     <w:pPr>
       <w:spacing w:after="0" w:line="240" w:lineRule="auto"/>
@@ -3809,6 +3884,7 @@
   <w:style w:type="table" w:styleId="56">
     <w:name w:val="Medium Shading 1 Accent 1"/>
     <w:basedOn w:val="32"/>
+    <w:qFormat/>
     <w:uiPriority w:val="63"/>
     <w:pPr>
       <w:spacing w:after="0" w:line="240" w:lineRule="auto"/>
@@ -4023,6 +4099,7 @@
   <w:style w:type="table" w:styleId="58">
     <w:name w:val="Medium Shading 1 Accent 3"/>
     <w:basedOn w:val="32"/>
+    <w:qFormat/>
     <w:uiPriority w:val="63"/>
     <w:pPr>
       <w:spacing w:after="0" w:line="240" w:lineRule="auto"/>
@@ -4237,6 +4314,7 @@
   <w:style w:type="table" w:styleId="60">
     <w:name w:val="Medium Shading 1 Accent 5"/>
     <w:basedOn w:val="32"/>
+    <w:qFormat/>
     <w:uiPriority w:val="63"/>
     <w:pPr>
       <w:spacing w:after="0" w:line="240" w:lineRule="auto"/>
@@ -4344,6 +4422,7 @@
   <w:style w:type="table" w:styleId="61">
     <w:name w:val="Medium Shading 1 Accent 6"/>
     <w:basedOn w:val="32"/>
+    <w:qFormat/>
     <w:uiPriority w:val="63"/>
     <w:pPr>
       <w:spacing w:after="0" w:line="240" w:lineRule="auto"/>
@@ -4946,6 +5025,7 @@
   <w:style w:type="table" w:styleId="65">
     <w:name w:val="Medium Shading 2 Accent 3"/>
     <w:basedOn w:val="32"/>
+    <w:qFormat/>
     <w:uiPriority w:val="64"/>
     <w:pPr>
       <w:spacing w:after="0" w:line="240" w:lineRule="auto"/>
@@ -5441,6 +5521,7 @@
   <w:style w:type="table" w:styleId="68">
     <w:name w:val="Medium Shading 2 Accent 6"/>
     <w:basedOn w:val="32"/>
+    <w:qFormat/>
     <w:uiPriority w:val="64"/>
     <w:pPr>
       <w:spacing w:after="0" w:line="240" w:lineRule="auto"/>
@@ -5606,6 +5687,7 @@
   <w:style w:type="table" w:styleId="69">
     <w:name w:val="Medium List 1"/>
     <w:basedOn w:val="32"/>
+    <w:qFormat/>
     <w:uiPriority w:val="65"/>
     <w:pPr>
       <w:spacing w:after="0" w:line="240" w:lineRule="auto"/>
@@ -5696,6 +5778,7 @@
   <w:style w:type="table" w:styleId="70">
     <w:name w:val="Medium List 1 Accent 1"/>
     <w:basedOn w:val="32"/>
+    <w:qFormat/>
     <w:uiPriority w:val="65"/>
     <w:pPr>
       <w:spacing w:after="0" w:line="240" w:lineRule="auto"/>
@@ -5876,6 +5959,7 @@
   <w:style w:type="table" w:styleId="72">
     <w:name w:val="Medium List 1 Accent 3"/>
     <w:basedOn w:val="32"/>
+    <w:qFormat/>
     <w:uiPriority w:val="65"/>
     <w:pPr>
       <w:spacing w:after="0" w:line="240" w:lineRule="auto"/>
@@ -6365,6 +6449,7 @@
   <w:style w:type="table" w:styleId="77">
     <w:name w:val="Medium List 2 Accent 1"/>
     <w:basedOn w:val="32"/>
+    <w:qFormat/>
     <w:uiPriority w:val="66"/>
     <w:pPr>
       <w:spacing w:after="0" w:line="240" w:lineRule="auto"/>
@@ -7553,6 +7638,7 @@
   <w:style w:type="table" w:styleId="89">
     <w:name w:val="Medium Grid 1 Accent 6"/>
     <w:basedOn w:val="32"/>
+    <w:qFormat/>
     <w:uiPriority w:val="67"/>
     <w:pPr>
       <w:spacing w:after="0" w:line="240" w:lineRule="auto"/>
@@ -8498,6 +8584,7 @@
   <w:style w:type="table" w:styleId="96">
     <w:name w:val="Medium Grid 2 Accent 6"/>
     <w:basedOn w:val="32"/>
+    <w:qFormat/>
     <w:uiPriority w:val="68"/>
     <w:pPr>
       <w:spacing w:after="0" w:line="240" w:lineRule="auto"/>
@@ -9429,6 +9516,7 @@
   <w:style w:type="table" w:styleId="102">
     <w:name w:val="Medium Grid 3 Accent 5"/>
     <w:basedOn w:val="32"/>
+    <w:qFormat/>
     <w:uiPriority w:val="69"/>
     <w:pPr>
       <w:spacing w:after="0" w:line="240" w:lineRule="auto"/>
@@ -9586,6 +9674,7 @@
   <w:style w:type="table" w:styleId="103">
     <w:name w:val="Medium Grid 3 Accent 6"/>
     <w:basedOn w:val="32"/>
+    <w:qFormat/>
     <w:uiPriority w:val="69"/>
     <w:pPr>
       <w:spacing w:after="0" w:line="240" w:lineRule="auto"/>
@@ -10088,6 +10177,7 @@
   <w:style w:type="table" w:styleId="107">
     <w:name w:val="Dark List Accent 3"/>
     <w:basedOn w:val="32"/>
+    <w:qFormat/>
     <w:uiPriority w:val="70"/>
     <w:pPr>
       <w:spacing w:after="0" w:line="240" w:lineRule="auto"/>
@@ -10203,6 +10293,7 @@
   <w:style w:type="table" w:styleId="108">
     <w:name w:val="Dark List Accent 4"/>
     <w:basedOn w:val="32"/>
+    <w:qFormat/>
     <w:uiPriority w:val="70"/>
     <w:pPr>
       <w:spacing w:after="0" w:line="240" w:lineRule="auto"/>
@@ -11657,6 +11748,7 @@
   <w:style w:type="table" w:styleId="119">
     <w:name w:val="Colorful List Accent 1"/>
     <w:basedOn w:val="32"/>
+    <w:qFormat/>
     <w:uiPriority w:val="72"/>
     <w:pPr>
       <w:spacing w:after="0" w:line="240" w:lineRule="auto"/>
@@ -11749,6 +11841,7 @@
   <w:style w:type="table" w:styleId="120">
     <w:name w:val="Colorful List Accent 2"/>
     <w:basedOn w:val="32"/>
+    <w:qFormat/>
     <w:uiPriority w:val="72"/>
     <w:pPr>
       <w:spacing w:after="0" w:line="240" w:lineRule="auto"/>
@@ -12401,6 +12494,7 @@
   <w:style w:type="table" w:styleId="127">
     <w:name w:val="Colorful Grid Accent 2"/>
     <w:basedOn w:val="32"/>
+    <w:qFormat/>
     <w:uiPriority w:val="73"/>
     <w:pPr>
       <w:spacing w:after="0" w:line="240" w:lineRule="auto"/>
@@ -12689,6 +12783,7 @@
   <w:style w:type="table" w:styleId="130">
     <w:name w:val="Colorful Grid Accent 5"/>
     <w:basedOn w:val="32"/>
+    <w:qFormat/>
     <w:uiPriority w:val="73"/>
     <w:pPr>
       <w:spacing w:after="0" w:line="240" w:lineRule="auto"/>
@@ -12902,6 +12997,7 @@
     <w:name w:val="Header Char"/>
     <w:basedOn w:val="132"/>
     <w:link w:val="25"/>
+    <w:qFormat/>
     <w:uiPriority w:val="99"/>
   </w:style>
   <w:style w:type="character" w:customStyle="1" w:styleId="136">
@@ -12928,6 +13024,7 @@
     <w:name w:val="Heading 1 Char"/>
     <w:basedOn w:val="132"/>
     <w:link w:val="3"/>
+    <w:qFormat/>
     <w:uiPriority w:val="9"/>
     <w:rPr>
       <w:rFonts w:asciiTheme="majorHAnsi" w:hAnsiTheme="majorHAnsi" w:eastAsiaTheme="majorEastAsia" w:cstheme="majorBidi"/>
@@ -12942,6 +13039,7 @@
     <w:name w:val="Heading 2 Char"/>
     <w:basedOn w:val="132"/>
     <w:link w:val="4"/>
+    <w:qFormat/>
     <w:uiPriority w:val="9"/>
     <w:rPr>
       <w:rFonts w:asciiTheme="majorHAnsi" w:hAnsiTheme="majorHAnsi" w:eastAsiaTheme="majorEastAsia" w:cstheme="majorBidi"/>
@@ -12961,6 +13059,7 @@
     <w:name w:val="Heading 3 Char"/>
     <w:basedOn w:val="132"/>
     <w:link w:val="5"/>
+    <w:qFormat/>
     <w:uiPriority w:val="9"/>
     <w:rPr>
       <w:rFonts w:asciiTheme="majorHAnsi" w:hAnsiTheme="majorHAnsi" w:eastAsiaTheme="majorEastAsia" w:cstheme="majorBidi"/>
@@ -12978,6 +13077,7 @@
     <w:name w:val="Title Char"/>
     <w:basedOn w:val="132"/>
     <w:link w:val="31"/>
+    <w:qFormat/>
     <w:uiPriority w:val="10"/>
     <w:rPr>
       <w:rFonts w:asciiTheme="majorHAnsi" w:hAnsiTheme="majorHAnsi" w:eastAsiaTheme="majorEastAsia" w:cstheme="majorBidi"/>
@@ -12992,6 +13092,7 @@
     <w:name w:val="Subtitle Char"/>
     <w:basedOn w:val="132"/>
     <w:link w:val="26"/>
+    <w:qFormat/>
     <w:uiPriority w:val="11"/>
     <w:rPr>
       <w:rFonts w:asciiTheme="majorHAnsi" w:hAnsiTheme="majorHAnsi" w:eastAsiaTheme="majorEastAsia" w:cstheme="majorBidi"/>
@@ -13022,18 +13123,21 @@
     <w:name w:val="Body Text Char"/>
     <w:basedOn w:val="132"/>
     <w:link w:val="19"/>
+    <w:qFormat/>
     <w:uiPriority w:val="99"/>
   </w:style>
   <w:style w:type="character" w:customStyle="1" w:styleId="145">
     <w:name w:val="Body Text 2 Char"/>
     <w:basedOn w:val="132"/>
     <w:link w:val="28"/>
+    <w:qFormat/>
     <w:uiPriority w:val="99"/>
   </w:style>
   <w:style w:type="character" w:customStyle="1" w:styleId="146">
     <w:name w:val="Body Text 3 Char"/>
     <w:basedOn w:val="132"/>
     <w:link w:val="17"/>
+    <w:qFormat/>
     <w:uiPriority w:val="99"/>
     <w:rPr>
       <w:sz w:val="16"/>
@@ -13044,6 +13148,7 @@
     <w:name w:val="Macro Text Char"/>
     <w:basedOn w:val="132"/>
     <w:link w:val="2"/>
+    <w:qFormat/>
     <w:uiPriority w:val="99"/>
     <w:rPr>
       <w:rFonts w:ascii="Courier" w:hAnsi="Courier"/>
@@ -13091,6 +13196,7 @@
     <w:basedOn w:val="132"/>
     <w:link w:val="6"/>
     <w:semiHidden/>
+    <w:qFormat/>
     <w:uiPriority w:val="9"/>
     <w:rPr>
       <w:rFonts w:asciiTheme="majorHAnsi" w:hAnsiTheme="majorHAnsi" w:eastAsiaTheme="majorEastAsia" w:cstheme="majorBidi"/>
@@ -13111,6 +13217,7 @@
     <w:basedOn w:val="132"/>
     <w:link w:val="7"/>
     <w:semiHidden/>
+    <w:qFormat/>
     <w:uiPriority w:val="9"/>
     <w:rPr>
       <w:rFonts w:asciiTheme="majorHAnsi" w:hAnsiTheme="majorHAnsi" w:eastAsiaTheme="majorEastAsia" w:cstheme="majorBidi"/>
@@ -13122,6 +13229,7 @@
     <w:basedOn w:val="132"/>
     <w:link w:val="8"/>
     <w:semiHidden/>
+    <w:qFormat/>
     <w:uiPriority w:val="9"/>
     <w:rPr>
       <w:rFonts w:asciiTheme="majorHAnsi" w:hAnsiTheme="majorHAnsi" w:eastAsiaTheme="majorEastAsia" w:cstheme="majorBidi"/>
@@ -13135,6 +13243,7 @@
     <w:basedOn w:val="132"/>
     <w:link w:val="9"/>
     <w:semiHidden/>
+    <w:qFormat/>
     <w:uiPriority w:val="9"/>
     <w:rPr>
       <w:rFonts w:asciiTheme="majorHAnsi" w:hAnsiTheme="majorHAnsi" w:eastAsiaTheme="majorEastAsia" w:cstheme="majorBidi"/>
@@ -13175,6 +13284,7 @@
     <w:basedOn w:val="132"/>
     <w:link w:val="11"/>
     <w:semiHidden/>
+    <w:qFormat/>
     <w:uiPriority w:val="9"/>
     <w:rPr>
       <w:rFonts w:asciiTheme="majorHAnsi" w:hAnsiTheme="majorHAnsi" w:eastAsiaTheme="majorEastAsia" w:cstheme="majorBidi"/>
@@ -13221,6 +13331,7 @@
     <w:name w:val="Intense Quote Char"/>
     <w:basedOn w:val="132"/>
     <w:link w:val="156"/>
+    <w:qFormat/>
     <w:uiPriority w:val="30"/>
     <w:rPr>
       <w:b/>
